--- a/pr-preview/pr-325/chapters/defining-terms.docx
+++ b/pr-preview/pr-325/chapters/defining-terms.docx
@@ -15,7 +15,7 @@
         <w:pStyle w:val="Date"/>
       </w:pPr>
       <w:r>
-        <w:t xml:space="preserve">Last modified: 2026-10-22 15:07:23 (PDT)</w:t>
+        <w:t xml:space="preserve">Last modified: 2026-10-22 15:35:52 (PDT)</w:t>
       </w:r>
     </w:p>
     <w:p>

--- a/pr-preview/pr-325/chapters/defining-terms.docx
+++ b/pr-preview/pr-325/chapters/defining-terms.docx
@@ -15,7 +15,7 @@
         <w:pStyle w:val="Date"/>
       </w:pPr>
       <w:r>
-        <w:t xml:space="preserve">Last modified: 2026-10-22 15:35:52 (PDT)</w:t>
+        <w:t xml:space="preserve">Last modified: 2026-10-25 22:11:55 (PDT)</w:t>
       </w:r>
     </w:p>
     <w:p>
@@ -490,7 +490,7 @@
       </w:r>
     </w:p>
     <w:bookmarkEnd w:id="15"/>
-    <w:bookmarkStart w:id="19" w:name="guidelines-for-defining-terms"/>
+    <w:bookmarkStart w:id="20" w:name="guidelines-for-defining-terms"/>
     <w:p>
       <w:pPr>
         <w:pStyle w:val="Heading2"/>
@@ -1508,6 +1508,327 @@
       </w:r>
       <w:r>
         <w:t xml:space="preserve">and hides that the model is a statement about the outcome’s distribution.</w:t>
+      </w:r>
+    </w:p>
+    <w:p>
+      <w:pPr>
+        <w:numPr>
+          <w:ilvl w:val="0"/>
+          <w:numId w:val="1001"/>
+        </w:numPr>
+      </w:pPr>
+      <w:r>
+        <w:rPr>
+          <w:b/>
+          <w:bCs/>
+        </w:rPr>
+        <w:t xml:space="preserve">Define a new symbol by its most direct, literal meaning, and derive its other forms:</w:t>
+      </w:r>
+      <w:r>
+        <w:t xml:space="preserve"> </w:t>
+      </w:r>
+      <w:r>
+        <w:t xml:space="preserve">Define a shorthand symbol directly from the objects it summarizes,</w:t>
+      </w:r>
+      <w:r>
+        <w:t xml:space="preserve"> </w:t>
+      </w:r>
+      <w:r>
+        <w:t xml:space="preserve">then prove any equivalent form as a result.</w:t>
+      </w:r>
+      <w:r>
+        <w:t xml:space="preserve"> </w:t>
+      </w:r>
+      <w:r>
+        <w:t xml:space="preserve">For example, with deviations</w:t>
+      </w:r>
+      <w:r>
+        <w:t xml:space="preserve"> </w:t>
+      </w:r>
+      <m:oMath>
+        <m:sSub>
+          <m:e>
+            <m:r>
+              <m:t>δ</m:t>
+            </m:r>
+          </m:e>
+          <m:sub>
+            <m:r>
+              <m:t>i</m:t>
+            </m:r>
+          </m:sub>
+        </m:sSub>
+        <m:box>
+          <m:boxPr>
+            <m:opEmu m:val="on"/>
+          </m:boxPr>
+          <m:e>
+            <m:r>
+              <m:rPr>
+                <m:sty m:val="p"/>
+              </m:rPr>
+              <m:t>:=</m:t>
+            </m:r>
+          </m:e>
+        </m:box>
+        <m:sSub>
+          <m:e>
+            <m:r>
+              <m:t>y</m:t>
+            </m:r>
+          </m:e>
+          <m:sub>
+            <m:r>
+              <m:t>i</m:t>
+            </m:r>
+          </m:sub>
+        </m:sSub>
+        <m:r>
+          <m:rPr>
+            <m:sty m:val="p"/>
+          </m:rPr>
+          <m:t>−</m:t>
+        </m:r>
+        <m:r>
+          <m:t>μ</m:t>
+        </m:r>
+      </m:oMath>
+      <w:r>
+        <w:t xml:space="preserve"> </w:t>
+      </w:r>
+      <w:r>
+        <w:t xml:space="preserve">from the population mean</w:t>
+      </w:r>
+      <w:r>
+        <w:t xml:space="preserve"> </w:t>
+      </w:r>
+      <m:oMath>
+        <m:r>
+          <m:t>μ</m:t>
+        </m:r>
+      </m:oMath>
+      <w:r>
+        <w:t xml:space="preserve">,</w:t>
+      </w:r>
+      <w:r>
+        <w:t xml:space="preserve"> </w:t>
+      </w:r>
+      <w:r>
+        <w:t xml:space="preserve">define the sample mean of the deviations as</w:t>
+      </w:r>
+    </w:p>
+    <w:p>
+      <w:pPr>
+        <w:pStyle w:val="BodyText"/>
+      </w:pPr>
+      <m:oMathPara>
+        <m:oMathParaPr>
+          <m:jc m:val="center"/>
+        </m:oMathParaPr>
+        <m:oMath>
+          <m:acc>
+            <m:accPr>
+              <m:chr m:val="‾"/>
+            </m:accPr>
+            <m:e>
+              <m:r>
+                <m:t>δ</m:t>
+              </m:r>
+            </m:e>
+          </m:acc>
+          <m:box>
+            <m:boxPr>
+              <m:opEmu m:val="on"/>
+            </m:boxPr>
+            <m:e>
+              <m:r>
+                <m:rPr>
+                  <m:sty m:val="p"/>
+                </m:rPr>
+                <m:t>:=</m:t>
+              </m:r>
+            </m:e>
+          </m:box>
+          <m:f>
+            <m:fPr>
+              <m:type m:val="bar"/>
+            </m:fPr>
+            <m:num>
+              <m:r>
+                <m:t>1</m:t>
+              </m:r>
+            </m:num>
+            <m:den>
+              <m:r>
+                <m:t>n</m:t>
+              </m:r>
+            </m:den>
+          </m:f>
+          <m:nary>
+            <m:naryPr>
+              <m:chr m:val="∑"/>
+              <m:limLoc m:val="undOvr"/>
+              <m:subHide m:val="off"/>
+              <m:supHide m:val="off"/>
+            </m:naryPr>
+            <m:sub>
+              <m:r>
+                <m:t>i</m:t>
+              </m:r>
+              <m:r>
+                <m:rPr>
+                  <m:sty m:val="p"/>
+                </m:rPr>
+                <m:t>=</m:t>
+              </m:r>
+              <m:r>
+                <m:t>1</m:t>
+              </m:r>
+            </m:sub>
+            <m:sup>
+              <m:r>
+                <m:t>n</m:t>
+              </m:r>
+            </m:sup>
+            <m:e>
+              <m:sSub>
+                <m:e>
+                  <m:r>
+                    <m:t>δ</m:t>
+                  </m:r>
+                </m:e>
+                <m:sub>
+                  <m:r>
+                    <m:t>i</m:t>
+                  </m:r>
+                </m:sub>
+              </m:sSub>
+            </m:e>
+          </m:nary>
+          <m:r>
+            <m:rPr>
+              <m:sty m:val="p"/>
+            </m:rPr>
+            <m:t>,</m:t>
+          </m:r>
+        </m:oMath>
+      </m:oMathPara>
+    </w:p>
+    <w:p>
+      <w:pPr>
+        <w:numPr>
+          <w:ilvl w:val="0"/>
+          <w:numId w:val="1000"/>
+        </w:numPr>
+      </w:pPr>
+      <w:r>
+        <w:t xml:space="preserve">then show that</w:t>
+      </w:r>
+      <w:r>
+        <w:t xml:space="preserve"> </w:t>
+      </w:r>
+      <m:oMath>
+        <m:acc>
+          <m:accPr>
+            <m:chr m:val="‾"/>
+          </m:accPr>
+          <m:e>
+            <m:r>
+              <m:t>δ</m:t>
+            </m:r>
+          </m:e>
+        </m:acc>
+        <m:r>
+          <m:rPr>
+            <m:sty m:val="p"/>
+          </m:rPr>
+          <m:t>=</m:t>
+        </m:r>
+        <m:acc>
+          <m:accPr>
+            <m:chr m:val="‾"/>
+          </m:accPr>
+          <m:e>
+            <m:r>
+              <m:t>y</m:t>
+            </m:r>
+          </m:e>
+        </m:acc>
+        <m:r>
+          <m:rPr>
+            <m:sty m:val="p"/>
+          </m:rPr>
+          <m:t>−</m:t>
+        </m:r>
+        <m:r>
+          <m:t>μ</m:t>
+        </m:r>
+      </m:oMath>
+      <w:r>
+        <w:t xml:space="preserve">.</w:t>
+      </w:r>
+      <w:r>
+        <w:t xml:space="preserve"> </w:t>
+      </w:r>
+      <w:r>
+        <w:t xml:space="preserve">Defining</w:t>
+      </w:r>
+      <w:r>
+        <w:t xml:space="preserve"> </w:t>
+      </w:r>
+      <m:oMath>
+        <m:acc>
+          <m:accPr>
+            <m:chr m:val="‾"/>
+          </m:accPr>
+          <m:e>
+            <m:r>
+              <m:t>δ</m:t>
+            </m:r>
+          </m:e>
+        </m:acc>
+      </m:oMath>
+      <w:r>
+        <w:t xml:space="preserve"> </w:t>
+      </w:r>
+      <w:r>
+        <w:t xml:space="preserve">as</w:t>
+      </w:r>
+      <w:r>
+        <w:t xml:space="preserve"> </w:t>
+      </w:r>
+      <m:oMath>
+        <m:acc>
+          <m:accPr>
+            <m:chr m:val="‾"/>
+          </m:accPr>
+          <m:e>
+            <m:r>
+              <m:t>y</m:t>
+            </m:r>
+          </m:e>
+        </m:acc>
+        <m:r>
+          <m:rPr>
+            <m:sty m:val="p"/>
+          </m:rPr>
+          <m:t>−</m:t>
+        </m:r>
+        <m:r>
+          <m:t>μ</m:t>
+        </m:r>
+      </m:oMath>
+      <w:r>
+        <w:t xml:space="preserve"> </w:t>
+      </w:r>
+      <w:r>
+        <w:t xml:space="preserve">states a result in place of the meaning,</w:t>
+      </w:r>
+      <w:r>
+        <w:t xml:space="preserve"> </w:t>
+      </w:r>
+      <w:r>
+        <w:t xml:space="preserve">and hides that the symbol is a mean of the deviations.</w:t>
       </w:r>
     </w:p>
     <w:p>
@@ -2534,6 +2855,108 @@
           <w:b/>
           <w:bCs/>
         </w:rPr>
+        <w:t xml:space="preserve">Give a definition a symbol only when the object recurs in formulas:</w:t>
+      </w:r>
+      <w:r>
+        <w:t xml:space="preserve"> </w:t>
+      </w:r>
+      <w:r>
+        <w:t xml:space="preserve">Introduce a new symbol or macro for a defined term</w:t>
+      </w:r>
+      <w:r>
+        <w:t xml:space="preserve"> </w:t>
+      </w:r>
+      <w:r>
+        <w:t xml:space="preserve">when the term appears in at least two formulas.</w:t>
+      </w:r>
+      <w:r>
+        <w:t xml:space="preserve"> </w:t>
+      </w:r>
+      <w:r>
+        <w:t xml:space="preserve">A term that appears only in words, such as</w:t>
+      </w:r>
+      <w:r>
+        <w:t xml:space="preserve"> </w:t>
+      </w:r>
+      <w:r>
+        <w:t xml:space="preserve">“pairwise disjoint”</w:t>
+      </w:r>
+      <w:r>
+        <w:t xml:space="preserve">,</w:t>
+      </w:r>
+      <w:r>
+        <w:t xml:space="preserve"> </w:t>
+      </w:r>
+      <w:r>
+        <w:t xml:space="preserve">needs no symbol.</w:t>
+      </w:r>
+      <w:r>
+        <w:t xml:space="preserve"> </w:t>
+      </w:r>
+      <w:r>
+        <w:t xml:space="preserve">A term that recurs in formulas, such as a level set, needs one,</w:t>
+      </w:r>
+      <w:r>
+        <w:t xml:space="preserve"> </w:t>
+      </w:r>
+      <w:r>
+        <w:t xml:space="preserve">so the reader sees the same object written the same way each time.</w:t>
+      </w:r>
+      <w:r>
+        <w:t xml:space="preserve"> </w:t>
+      </w:r>
+      <w:r>
+        <w:t xml:space="preserve">Define the symbol by the term’s most literal meaning,</w:t>
+      </w:r>
+      <w:r>
+        <w:t xml:space="preserve"> </w:t>
+      </w:r>
+      <w:r>
+        <w:t xml:space="preserve">such as the preimage of a single value for a level set.</w:t>
+      </w:r>
+      <w:r>
+        <w:t xml:space="preserve"> </w:t>
+      </w:r>
+      <w:r>
+        <w:t xml:space="preserve">No check can decide this rule,</w:t>
+      </w:r>
+      <w:r>
+        <w:t xml:space="preserve"> </w:t>
+      </w:r>
+      <w:r>
+        <w:t xml:space="preserve">because whether a term</w:t>
+      </w:r>
+      <w:r>
+        <w:t xml:space="preserve"> </w:t>
+      </w:r>
+      <w:r>
+        <w:t xml:space="preserve">“recurs”</w:t>
+      </w:r>
+      <w:r>
+        <w:t xml:space="preserve"> </w:t>
+      </w:r>
+      <w:r>
+        <w:t xml:space="preserve">depends on how the notes use it,</w:t>
+      </w:r>
+      <w:r>
+        <w:t xml:space="preserve"> </w:t>
+      </w:r>
+      <w:r>
+        <w:t xml:space="preserve">so a reviewer judges it.</w:t>
+      </w:r>
+    </w:p>
+    <w:p>
+      <w:pPr>
+        <w:numPr>
+          <w:ilvl w:val="0"/>
+          <w:numId w:val="1001"/>
+        </w:numPr>
+      </w:pPr>
+      <w:r>
+        <w:rPr>
+          <w:b/>
+          <w:bCs/>
+        </w:rPr>
         <w:t xml:space="preserve">Define and link every technical term at its first use in each div:</w:t>
       </w:r>
       <w:r>
@@ -2736,6 +3159,140 @@
       </w:r>
       <w:r>
         <w:t xml:space="preserve">at its own first use.</w:t>
+      </w:r>
+    </w:p>
+    <w:p>
+      <w:pPr>
+        <w:numPr>
+          <w:ilvl w:val="0"/>
+          <w:numId w:val="1001"/>
+        </w:numPr>
+      </w:pPr>
+      <w:r>
+        <w:rPr>
+          <w:b/>
+          <w:bCs/>
+        </w:rPr>
+        <w:t xml:space="preserve">Link the longest defined phrase:</w:t>
+      </w:r>
+      <w:r>
+        <w:t xml:space="preserve"> </w:t>
+      </w:r>
+      <w:r>
+        <w:t xml:space="preserve">When a longer phrase has its own definition,</w:t>
+      </w:r>
+      <w:r>
+        <w:t xml:space="preserve"> </w:t>
+      </w:r>
+      <w:r>
+        <w:t xml:space="preserve">link the whole phrase to that definition,</w:t>
+      </w:r>
+      <w:r>
+        <w:t xml:space="preserve"> </w:t>
+      </w:r>
+      <w:r>
+        <w:t xml:space="preserve">not a shorter term inside it.</w:t>
+      </w:r>
+      <w:r>
+        <w:t xml:space="preserve"> </w:t>
+      </w:r>
+      <w:r>
+        <w:t xml:space="preserve">For example, link</w:t>
+      </w:r>
+      <w:r>
+        <w:t xml:space="preserve"> </w:t>
+      </w:r>
+      <w:r>
+        <w:rPr>
+          <w:rStyle w:val="VerbatimChar"/>
+        </w:rPr>
+        <w:t xml:space="preserve">[logistic regression](#def-logistic-regression)</w:t>
+      </w:r>
+      <w:r>
+        <w:t xml:space="preserve">,</w:t>
+      </w:r>
+      <w:r>
+        <w:t xml:space="preserve"> </w:t>
+      </w:r>
+      <w:r>
+        <w:t xml:space="preserve">not</w:t>
+      </w:r>
+      <w:r>
+        <w:t xml:space="preserve"> </w:t>
+      </w:r>
+      <w:r>
+        <w:t xml:space="preserve">“logistic</w:t>
+      </w:r>
+      <w:r>
+        <w:t xml:space="preserve"> </w:t>
+      </w:r>
+      <w:r>
+        <w:rPr>
+          <w:rStyle w:val="VerbatimChar"/>
+        </w:rPr>
+        <w:t xml:space="preserve">[regression](#def-regression)</w:t>
+      </w:r>
+      <w:r>
+        <w:t xml:space="preserve">”</w:t>
+      </w:r>
+      <w:r>
+        <w:t xml:space="preserve">.</w:t>
+      </w:r>
+      <w:r>
+        <w:t xml:space="preserve"> </w:t>
+      </w:r>
+      <w:r>
+        <w:t xml:space="preserve">The shorter term names a different concept,</w:t>
+      </w:r>
+      <w:r>
+        <w:t xml:space="preserve"> </w:t>
+      </w:r>
+      <w:r>
+        <w:t xml:space="preserve">so linking it sends the reader to the wrong definition.</w:t>
+      </w:r>
+      <w:r>
+        <w:t xml:space="preserve"> </w:t>
+      </w:r>
+      <w:r>
+        <w:t xml:space="preserve">Link the shorter term only where it stands alone.</w:t>
+      </w:r>
+      <w:r>
+        <w:t xml:space="preserve"> </w:t>
+      </w:r>
+      <w:r>
+        <w:t xml:space="preserve">The</w:t>
+      </w:r>
+      <w:r>
+        <w:t xml:space="preserve"> </w:t>
+      </w:r>
+      <w:r>
+        <w:rPr>
+          <w:rStyle w:val="VerbatimChar"/>
+        </w:rPr>
+        <w:t xml:space="preserve">check-term-links</w:t>
+      </w:r>
+      <w:r>
+        <w:t xml:space="preserve"> </w:t>
+      </w:r>
+      <w:r>
+        <w:t xml:space="preserve">check in</w:t>
+      </w:r>
+      <w:r>
+        <w:t xml:space="preserve"> </w:t>
+      </w:r>
+      <w:hyperlink r:id="rId17">
+        <w:r>
+          <w:rPr>
+            <w:rStyle w:val="Hyperlink"/>
+          </w:rPr>
+          <w:t xml:space="preserve">gha</w:t>
+        </w:r>
+      </w:hyperlink>
+      <w:r>
+        <w:t xml:space="preserve"> </w:t>
+      </w:r>
+      <w:r>
+        <w:t xml:space="preserve">flags a partial link.</w:t>
       </w:r>
     </w:p>
     <w:p>
@@ -3268,7 +3825,7 @@
         <w:t xml:space="preserve">A reader who needs one of them can then link to exactly that one.</w:t>
       </w:r>
     </w:p>
-    <w:bookmarkStart w:id="17" w:name="exm-one-definition-per-div"/>
+    <w:bookmarkStart w:id="18" w:name="exm-one-definition-per-div"/>
     <w:p>
       <w:pPr>
         <w:numPr>
@@ -3808,7 +4365,7 @@
         <w:t xml:space="preserve">and each needs its own example.</w:t>
       </w:r>
     </w:p>
-    <w:bookmarkEnd w:id="17"/>
+    <w:bookmarkEnd w:id="18"/>
     <w:p>
       <w:pPr>
         <w:numPr>
@@ -3896,13 +4453,19 @@
         <w:t xml:space="preserve"> </w:t>
       </w:r>
       <w:r>
-        <w:t xml:space="preserve">put all of them in the div title, as in</w:t>
-      </w:r>
-      <w:r>
-        <w:t xml:space="preserve"> </w:t>
-      </w:r>
-      <w:r>
-        <w:t xml:space="preserve">“Postulate (axiom)”</w:t>
+        <w:t xml:space="preserve">put all of them in the div title as a comma-separated list,</w:t>
+      </w:r>
+      <w:r>
+        <w:t xml:space="preserve"> </w:t>
+      </w:r>
+      <w:r>
+        <w:t xml:space="preserve">with the primary name first, as in</w:t>
+      </w:r>
+      <w:r>
+        <w:t xml:space="preserve"> </w:t>
+      </w:r>
+      <w:r>
+        <w:t xml:space="preserve">“Postulate, axiom”</w:t>
       </w:r>
       <w:r>
         <w:t xml:space="preserve">,</w:t>
@@ -3917,6 +4480,24 @@
         <w:t xml:space="preserve"> </w:t>
       </w:r>
       <w:r>
+        <w:t xml:space="preserve">Do not use parentheses or a phrase such as</w:t>
+      </w:r>
+      <w:r>
+        <w:t xml:space="preserve"> </w:t>
+      </w:r>
+      <w:r>
+        <w:t xml:space="preserve">“also called”</w:t>
+      </w:r>
+      <w:r>
+        <w:t xml:space="preserve"> </w:t>
+      </w:r>
+      <w:r>
+        <w:t xml:space="preserve">in the title.</w:t>
+      </w:r>
+      <w:r>
+        <w:t xml:space="preserve"> </w:t>
+      </w:r>
+      <w:r>
         <w:t xml:space="preserve">This covers the names other sources use, such as a textbook’s,</w:t>
       </w:r>
       <w:r>
@@ -3935,13 +4516,13 @@
         <w:t xml:space="preserve"> </w:t>
       </w:r>
       <w:r>
-        <w:t xml:space="preserve">“Risk (expected loss, population risk, true risk,</w:t>
-      </w:r>
-      <w:r>
-        <w:t xml:space="preserve"> </w:t>
-      </w:r>
-      <w:r>
-        <w:t xml:space="preserve">generalization error, expected prediction error)”</w:t>
+        <w:t xml:space="preserve">“Risk, expected loss, population risk, true risk,</w:t>
+      </w:r>
+      <w:r>
+        <w:t xml:space="preserve"> </w:t>
+      </w:r>
+      <w:r>
+        <w:t xml:space="preserve">generalization error, expected prediction error”</w:t>
       </w:r>
       <w:r>
         <w:t xml:space="preserve">.</w:t>
@@ -3985,7 +4566,7 @@
       <w:r>
         <w:t xml:space="preserve"> </w:t>
       </w:r>
-      <w:hyperlink r:id="rId18">
+      <w:hyperlink r:id="rId19">
         <w:r>
           <w:rPr>
             <w:rStyle w:val="Hyperlink"/>
@@ -3995,6 +4576,173 @@
       </w:hyperlink>
       <w:r>
         <w:t xml:space="preserve">).</w:t>
+      </w:r>
+    </w:p>
+    <w:p>
+      <w:pPr>
+        <w:numPr>
+          <w:ilvl w:val="0"/>
+          <w:numId w:val="1001"/>
+        </w:numPr>
+      </w:pPr>
+      <w:r>
+        <w:rPr>
+          <w:b/>
+          <w:bCs/>
+        </w:rPr>
+        <w:t xml:space="preserve">Tell synonyms from hyponyms:</w:t>
+      </w:r>
+      <w:r>
+        <w:t xml:space="preserve"> </w:t>
+      </w:r>
+      <w:r>
+        <w:t xml:space="preserve">A</w:t>
+      </w:r>
+      <w:r>
+        <w:t xml:space="preserve"> </w:t>
+      </w:r>
+      <w:r>
+        <w:rPr>
+          <w:i/>
+          <w:iCs/>
+        </w:rPr>
+        <w:t xml:space="preserve">synonym</w:t>
+      </w:r>
+      <w:r>
+        <w:t xml:space="preserve"> </w:t>
+      </w:r>
+      <w:r>
+        <w:t xml:space="preserve">names the same concept as the primary term,</w:t>
+      </w:r>
+      <w:r>
+        <w:t xml:space="preserve"> </w:t>
+      </w:r>
+      <w:r>
+        <w:t xml:space="preserve">so it belongs in the div title.</w:t>
+      </w:r>
+      <w:r>
+        <w:t xml:space="preserve"> </w:t>
+      </w:r>
+      <w:r>
+        <w:t xml:space="preserve">A</w:t>
+      </w:r>
+      <w:r>
+        <w:t xml:space="preserve"> </w:t>
+      </w:r>
+      <w:r>
+        <w:rPr>
+          <w:i/>
+          <w:iCs/>
+        </w:rPr>
+        <w:t xml:space="preserve">hyponym</w:t>
+      </w:r>
+      <w:r>
+        <w:t xml:space="preserve"> </w:t>
+      </w:r>
+      <w:r>
+        <w:t xml:space="preserve">names a special case of another term,</w:t>
+      </w:r>
+      <w:r>
+        <w:t xml:space="preserve"> </w:t>
+      </w:r>
+      <w:r>
+        <w:t xml:space="preserve">such as</w:t>
+      </w:r>
+      <w:r>
+        <w:t xml:space="preserve"> </w:t>
+      </w:r>
+      <w:r>
+        <w:t xml:space="preserve">“linear regression”</w:t>
+      </w:r>
+      <w:r>
+        <w:t xml:space="preserve"> </w:t>
+      </w:r>
+      <w:r>
+        <w:t xml:space="preserve">for</w:t>
+      </w:r>
+      <w:r>
+        <w:t xml:space="preserve"> </w:t>
+      </w:r>
+      <w:r>
+        <w:t xml:space="preserve">“regression model”</w:t>
+      </w:r>
+      <w:r>
+        <w:t xml:space="preserve">,</w:t>
+      </w:r>
+      <w:r>
+        <w:t xml:space="preserve"> </w:t>
+      </w:r>
+      <w:r>
+        <w:t xml:space="preserve">so it is a different concept.</w:t>
+      </w:r>
+      <w:r>
+        <w:t xml:space="preserve"> </w:t>
+      </w:r>
+      <w:r>
+        <w:t xml:space="preserve">Give each hyponym its own</w:t>
+      </w:r>
+      <w:r>
+        <w:t xml:space="preserve"> </w:t>
+      </w:r>
+      <w:r>
+        <w:rPr>
+          <w:rStyle w:val="VerbatimChar"/>
+        </w:rPr>
+        <w:t xml:space="preserve">#def-</w:t>
+      </w:r>
+      <w:r>
+        <w:t xml:space="preserve"> </w:t>
+      </w:r>
+      <w:r>
+        <w:t xml:space="preserve">div,</w:t>
+      </w:r>
+      <w:r>
+        <w:t xml:space="preserve"> </w:t>
+      </w:r>
+      <w:r>
+        <w:t xml:space="preserve">and never put it in the title of the general term</w:t>
+      </w:r>
+      <w:r>
+        <w:t xml:space="preserve"> </w:t>
+      </w:r>
+      <w:r>
+        <w:t xml:space="preserve">or introduce it with</w:t>
+      </w:r>
+      <w:r>
+        <w:t xml:space="preserve"> </w:t>
+      </w:r>
+      <w:r>
+        <w:t xml:space="preserve">“also called”</w:t>
+      </w:r>
+      <w:r>
+        <w:t xml:space="preserve"> </w:t>
+      </w:r>
+      <w:r>
+        <w:t xml:space="preserve">(Ezra, 2026-10-23).</w:t>
+      </w:r>
+      <w:r>
+        <w:t xml:space="preserve"> </w:t>
+      </w:r>
+      <w:r>
+        <w:t xml:space="preserve">When unsure, check both directions.</w:t>
+      </w:r>
+      <w:r>
+        <w:t xml:space="preserve"> </w:t>
+      </w:r>
+      <w:r>
+        <w:t xml:space="preserve">Is every instance of the new term an instance of the old term?</w:t>
+      </w:r>
+      <w:r>
+        <w:t xml:space="preserve"> </w:t>
+      </w:r>
+      <w:r>
+        <w:t xml:space="preserve">Is every instance of the old term an instance of the new term?</w:t>
+      </w:r>
+      <w:r>
+        <w:t xml:space="preserve"> </w:t>
+      </w:r>
+      <w:r>
+        <w:t xml:space="preserve">If only the first holds, the new term is a hyponym.</w:t>
       </w:r>
     </w:p>
     <w:p>
@@ -5524,7 +6272,7 @@
           <w:b/>
           <w:bCs/>
         </w:rPr>
-        <w:t xml:space="preserve">Say</w:t>
+        <w:t xml:space="preserve">Use</w:t>
       </w:r>
       <w:r>
         <w:rPr>
@@ -5538,53 +6286,87 @@
           <w:b/>
           <w:bCs/>
         </w:rPr>
-        <w:t xml:space="preserve">“fitted model”</w:t>
+        <w:t xml:space="preserve">“prediction rule”</w:t>
       </w:r>
       <w:r>
         <w:rPr>
           <w:b/>
           <w:bCs/>
         </w:rPr>
-        <w:t xml:space="preserve">, not</w:t>
+        <w:t xml:space="preserve"> </w:t>
       </w:r>
       <w:r>
         <w:rPr>
           <w:b/>
           <w:bCs/>
         </w:rPr>
-        <w:t xml:space="preserve"> </w:t>
-      </w:r>
-      <w:r>
-        <w:rPr>
-          <w:b/>
-          <w:bCs/>
-        </w:rPr>
+        <w:t xml:space="preserve">only for a fitted model in its role as a predictor:</w:t>
+      </w:r>
+      <w:r>
+        <w:t xml:space="preserve"> </w:t>
+      </w:r>
+      <w:r>
+        <w:t xml:space="preserve">Not every fitted model is used to predict outcomes,</w:t>
+      </w:r>
+      <w:r>
+        <w:t xml:space="preserve"> </w:t>
+      </w:r>
+      <w:r>
+        <w:t xml:space="preserve">so</w:t>
+      </w:r>
+      <w:r>
+        <w:t xml:space="preserve"> </w:t>
+      </w:r>
+      <w:r>
         <w:t xml:space="preserve">“prediction rule”</w:t>
       </w:r>
       <w:r>
-        <w:rPr>
-          <w:b/>
-          <w:bCs/>
-        </w:rPr>
-        <w:t xml:space="preserve">:</w:t>
-      </w:r>
-      <w:r>
-        <w:t xml:space="preserve"> </w:t>
-      </w:r>
-      <w:r>
-        <w:t xml:space="preserve">A fitted model that is used to predict outcomes is still a fitted model,</w:t>
-      </w:r>
-      <w:r>
-        <w:t xml:space="preserve"> </w:t>
-      </w:r>
-      <w:r>
-        <w:t xml:space="preserve">and a second name for one object makes readers wonder whether there are two objects,</w:t>
-      </w:r>
-      <w:r>
-        <w:t xml:space="preserve"> </w:t>
-      </w:r>
-      <w:r>
-        <w:t xml:space="preserve">so call it a fitted model every time.</w:t>
+        <w:t xml:space="preserve"> </w:t>
+      </w:r>
+      <w:r>
+        <w:t xml:space="preserve">is a narrower term, not another name for</w:t>
+      </w:r>
+      <w:r>
+        <w:t xml:space="preserve"> </w:t>
+      </w:r>
+      <w:r>
+        <w:t xml:space="preserve">“fitted model”</w:t>
+      </w:r>
+      <w:r>
+        <w:t xml:space="preserve">.</w:t>
+      </w:r>
+      <w:r>
+        <w:t xml:space="preserve"> </w:t>
+      </w:r>
+      <w:r>
+        <w:t xml:space="preserve">Define it in its own</w:t>
+      </w:r>
+      <w:r>
+        <w:t xml:space="preserve"> </w:t>
+      </w:r>
+      <w:r>
+        <w:rPr>
+          <w:rStyle w:val="VerbatimChar"/>
+        </w:rPr>
+        <w:t xml:space="preserve">#def-prediction-rule</w:t>
+      </w:r>
+      <w:r>
+        <w:t xml:space="preserve"> </w:t>
+      </w:r>
+      <w:r>
+        <w:t xml:space="preserve">div</w:t>
+      </w:r>
+      <w:r>
+        <w:t xml:space="preserve"> </w:t>
+      </w:r>
+      <w:r>
+        <w:t xml:space="preserve">as a fitted model that is used to predict outcomes at a new covariate value,</w:t>
+      </w:r>
+      <w:r>
+        <w:t xml:space="preserve"> </w:t>
+      </w:r>
+      <w:r>
+        <w:t xml:space="preserve">and link it to that definition at its first use.</w:t>
       </w:r>
       <w:r>
         <w:t xml:space="preserve"> </w:t>
@@ -5596,6 +6378,60 @@
         <w:t xml:space="preserve"> </w:t>
       </w:r>
       <w:r>
+        <w:t xml:space="preserve">“the fitted model”</w:t>
+      </w:r>
+      <w:r>
+        <w:t xml:space="preserve"> </w:t>
+      </w:r>
+      <w:r>
+        <w:t xml:space="preserve">for a sentence about the model itself,</w:t>
+      </w:r>
+      <w:r>
+        <w:t xml:space="preserve"> </w:t>
+      </w:r>
+      <w:r>
+        <w:t xml:space="preserve">such as its form, its coefficients or its fit to the training set.</w:t>
+      </w:r>
+      <w:r>
+        <w:t xml:space="preserve"> </w:t>
+      </w:r>
+      <w:r>
+        <w:t xml:space="preserve">Write</w:t>
+      </w:r>
+      <w:r>
+        <w:t xml:space="preserve"> </w:t>
+      </w:r>
+      <w:r>
+        <w:t xml:space="preserve">“the prediction rule”</w:t>
+      </w:r>
+      <w:r>
+        <w:t xml:space="preserve"> </w:t>
+      </w:r>
+      <w:r>
+        <w:t xml:space="preserve">only where the sentence needs the role of predicting a new outcome</w:t>
+      </w:r>
+      <w:r>
+        <w:t xml:space="preserve"> </w:t>
+      </w:r>
+      <w:r>
+        <w:t xml:space="preserve">to tell it from other uses of the fitted model.</w:t>
+      </w:r>
+      <w:r>
+        <w:t xml:space="preserve"> </w:t>
+      </w:r>
+      <w:r>
+        <w:t xml:space="preserve">The verb does not change the term:</w:t>
+      </w:r>
+      <w:r>
+        <w:t xml:space="preserve"> </w:t>
+      </w:r>
+      <w:r>
+        <w:t xml:space="preserve">keep writing</w:t>
+      </w:r>
+      <w:r>
+        <w:t xml:space="preserve"> </w:t>
+      </w:r>
+      <w:r>
         <w:t xml:space="preserve">“the fitted model predicts”</w:t>
       </w:r>
       <w:r>
@@ -5605,13 +6441,46 @@
         <w:t xml:space="preserve"> </w:t>
       </w:r>
       <w:r>
-        <w:t xml:space="preserve">and never</w:t>
-      </w:r>
-      <w:r>
-        <w:t xml:space="preserve"> </w:t>
-      </w:r>
-      <w:r>
-        <w:t xml:space="preserve">“the prediction rule predicts”</w:t>
+        <w:t xml:space="preserve">as the bullet above requires.</w:t>
+      </w:r>
+      <w:r>
+        <w:t xml:space="preserve"> </w:t>
+      </w:r>
+      <w:r>
+        <w:t xml:space="preserve">For example, write</w:t>
+      </w:r>
+      <w:r>
+        <w:t xml:space="preserve"> </w:t>
+      </w:r>
+      <w:r>
+        <w:t xml:space="preserve">“the fitted model has slope 2”</w:t>
+      </w:r>
+      <w:r>
+        <w:t xml:space="preserve"> </w:t>
+      </w:r>
+      <w:r>
+        <w:t xml:space="preserve">and</w:t>
+      </w:r>
+      <w:r>
+        <w:t xml:space="preserve"> </w:t>
+      </w:r>
+      <w:r>
+        <w:t xml:space="preserve">“a clinic uses the prediction rule for new patients”</w:t>
+      </w:r>
+      <w:r>
+        <w:t xml:space="preserve">,</w:t>
+      </w:r>
+      <w:r>
+        <w:t xml:space="preserve"> </w:t>
+      </w:r>
+      <w:r>
+        <w:t xml:space="preserve">and not</w:t>
+      </w:r>
+      <w:r>
+        <w:t xml:space="preserve"> </w:t>
+      </w:r>
+      <w:r>
+        <w:t xml:space="preserve">“the prediction rule has slope 2”</w:t>
       </w:r>
       <w:r>
         <w:t xml:space="preserve">.</w:t>
@@ -5620,7 +6489,7 @@
         <w:t xml:space="preserve"> </w:t>
       </w:r>
       <w:r>
-        <w:t xml:space="preserve">When a set of notes defines the fitted model,</w:t>
+        <w:t xml:space="preserve">If the notes once defined</w:t>
       </w:r>
       <w:r>
         <w:t xml:space="preserve"> </w:t>
@@ -5632,37 +6501,13 @@
         <w:t xml:space="preserve"> </w:t>
       </w:r>
       <w:r>
-        <w:t xml:space="preserve">belongs only in that definition, as an alias in bold and in the div title,</w:t>
-      </w:r>
-      <w:r>
-        <w:t xml:space="preserve"> </w:t>
-      </w:r>
-      <w:r>
-        <w:t xml:space="preserve">so that a reader who meets the alias elsewhere can find its meaning.</w:t>
-      </w:r>
-      <w:r>
-        <w:t xml:space="preserve"> </w:t>
-      </w:r>
-      <w:r>
-        <w:t xml:space="preserve">If the notes once defined</w:t>
-      </w:r>
-      <w:r>
-        <w:t xml:space="preserve"> </w:t>
-      </w:r>
-      <w:r>
-        <w:t xml:space="preserve">“prediction rule”</w:t>
-      </w:r>
-      <w:r>
-        <w:t xml:space="preserve"> </w:t>
-      </w:r>
-      <w:r>
-        <w:t xml:space="preserve">under its own anchor,</w:t>
-      </w:r>
-      <w:r>
-        <w:t xml:space="preserve"> </w:t>
-      </w:r>
-      <w:r>
-        <w:t xml:space="preserve">keep the old anchor as a span on the alias,</w:t>
+        <w:t xml:space="preserve">as a span inside the fitted model’s definition,</w:t>
+      </w:r>
+      <w:r>
+        <w:t xml:space="preserve"> </w:t>
+      </w:r>
+      <w:r>
+        <w:t xml:space="preserve">keep that anchor on the new div,</w:t>
       </w:r>
       <w:r>
         <w:t xml:space="preserve"> </w:t>
@@ -6558,6 +7403,7 @@
       <m:oMath>
         <m:r>
           <m:rPr>
+            <m:scr m:val="double-struck"/>
             <m:sty m:val="p"/>
           </m:rPr>
           <m:t>E</m:t>
@@ -6591,6 +7437,7 @@
       <m:oMath>
         <m:r>
           <m:rPr>
+            <m:scr m:val="double-struck"/>
             <m:sty m:val="p"/>
           </m:rPr>
           <m:t>E</m:t>
@@ -6990,6 +7837,7 @@
       <m:oMath>
         <m:r>
           <m:rPr>
+            <m:scr m:val="double-struck"/>
             <m:sty m:val="p"/>
           </m:rPr>
           <m:t>E</m:t>
@@ -7066,8 +7914,8 @@
         <w:t xml:space="preserve">When in doubt, keep it.</w:t>
       </w:r>
     </w:p>
-    <w:bookmarkEnd w:id="19"/>
-    <w:bookmarkStart w:id="26" w:name="examples-of-term-definitions"/>
+    <w:bookmarkEnd w:id="20"/>
+    <w:bookmarkStart w:id="27" w:name="examples-of-term-definitions"/>
     <w:p>
       <w:pPr>
         <w:pStyle w:val="Heading2"/>
@@ -7084,7 +7932,7 @@
         <w:t xml:space="preserve">Here are examples of well-defined terms:</w:t>
       </w:r>
     </w:p>
-    <w:bookmarkStart w:id="20" w:name="def-confidence-interval"/>
+    <w:bookmarkStart w:id="21" w:name="def-confidence-interval"/>
     <w:p>
       <w:pPr>
         <w:pStyle w:val="BodyText"/>
@@ -7321,8 +8169,8 @@
         </m:oMath>
       </m:oMathPara>
     </w:p>
-    <w:bookmarkEnd w:id="20"/>
-    <w:bookmarkStart w:id="21" w:name="exm-confidence-interval"/>
+    <w:bookmarkEnd w:id="21"/>
+    <w:bookmarkStart w:id="22" w:name="exm-confidence-interval"/>
     <w:p>
       <w:pPr>
         <w:pStyle w:val="FirstParagraph"/>
@@ -7364,8 +8212,8 @@
         <w:t xml:space="preserve">we are 95% confident that the true population mean height falls within this range.</w:t>
       </w:r>
     </w:p>
-    <w:bookmarkEnd w:id="21"/>
-    <w:bookmarkStart w:id="22" w:name="exm-not-confidence-interval"/>
+    <w:bookmarkEnd w:id="22"/>
+    <w:bookmarkStart w:id="23" w:name="exm-not-confidence-interval"/>
     <w:p>
       <w:pPr>
         <w:pStyle w:val="BodyText"/>
@@ -7425,8 +8273,8 @@
         <w:t xml:space="preserve">and it does not shrink as the sample grows.</w:t>
       </w:r>
     </w:p>
-    <w:bookmarkEnd w:id="22"/>
-    <w:bookmarkStart w:id="23" w:name="def-active-voice"/>
+    <w:bookmarkEnd w:id="23"/>
+    <w:bookmarkStart w:id="24" w:name="def-active-voice"/>
     <w:p>
       <w:pPr>
         <w:pStyle w:val="BodyText"/>
@@ -7455,8 +8303,8 @@
         <w:t xml:space="preserve">is a sentence structure where the subject performs the action expressed by the verb.</w:t>
       </w:r>
     </w:p>
-    <w:bookmarkEnd w:id="23"/>
-    <w:bookmarkStart w:id="24" w:name="exm-active-voice"/>
+    <w:bookmarkEnd w:id="24"/>
+    <w:bookmarkStart w:id="25" w:name="exm-active-voice"/>
     <w:p>
       <w:pPr>
         <w:pStyle w:val="BodyText"/>
@@ -7516,8 +8364,8 @@
         <w:t xml:space="preserve">.</w:t>
       </w:r>
     </w:p>
-    <w:bookmarkEnd w:id="24"/>
-    <w:bookmarkStart w:id="25" w:name="exm-passive-voice"/>
+    <w:bookmarkEnd w:id="25"/>
+    <w:bookmarkStart w:id="26" w:name="exm-passive-voice"/>
     <w:p>
       <w:pPr>
         <w:pStyle w:val="BodyText"/>
@@ -7580,9 +8428,9 @@
         <w:t xml:space="preserve">so the sentence is in passive voice.</w:t>
       </w:r>
     </w:p>
-    <w:bookmarkEnd w:id="25"/>
     <w:bookmarkEnd w:id="26"/>
-    <w:bookmarkStart w:id="31" w:name="order-general-definition-then-examples"/>
+    <w:bookmarkEnd w:id="27"/>
+    <w:bookmarkStart w:id="32" w:name="order-general-definition-then-examples"/>
     <w:p>
       <w:pPr>
         <w:pStyle w:val="Heading2"/>
@@ -7695,7 +8543,7 @@
         <w:t xml:space="preserve">would give these blocks, in this order:</w:t>
       </w:r>
     </w:p>
-    <w:bookmarkStart w:id="27" w:name="def-rss"/>
+    <w:bookmarkStart w:id="28" w:name="def-rss"/>
     <w:p>
       <w:pPr>
         <w:pStyle w:val="BodyText"/>
@@ -7813,8 +8661,8 @@
         </m:oMath>
       </m:oMathPara>
     </w:p>
-    <w:bookmarkEnd w:id="27"/>
-    <w:bookmarkStart w:id="28" w:name="exm-rss-line"/>
+    <w:bookmarkEnd w:id="28"/>
+    <w:bookmarkStart w:id="29" w:name="exm-rss-line"/>
     <w:p>
       <w:pPr>
         <w:pStyle w:val="FirstParagraph"/>
@@ -8146,8 +8994,8 @@
         </m:oMath>
       </m:oMathPara>
     </w:p>
-    <w:bookmarkEnd w:id="28"/>
-    <w:bookmarkStart w:id="29" w:name="exm-rss-three-points"/>
+    <w:bookmarkEnd w:id="29"/>
+    <w:bookmarkStart w:id="30" w:name="exm-rss-three-points"/>
     <w:p>
       <w:pPr>
         <w:pStyle w:val="FirstParagraph"/>
@@ -8436,8 +9284,8 @@
         <w:t xml:space="preserve">.</w:t>
       </w:r>
     </w:p>
-    <w:bookmarkEnd w:id="29"/>
-    <w:bookmarkStart w:id="30" w:name="exm-not-rss"/>
+    <w:bookmarkEnd w:id="30"/>
+    <w:bookmarkStart w:id="31" w:name="exm-not-rss"/>
     <w:p>
       <w:pPr>
         <w:pStyle w:val="BodyText"/>
@@ -8580,7 +9428,7 @@
         <w:t xml:space="preserve">rather than around the line’s fitted values.</w:t>
       </w:r>
     </w:p>
-    <w:bookmarkEnd w:id="30"/>
+    <w:bookmarkEnd w:id="31"/>
     <w:p>
       <w:pPr>
         <w:pStyle w:val="BodyText"/>
@@ -8619,8 +9467,8 @@
         <w:t xml:space="preserve">once the reader knows what the definition covers.</w:t>
       </w:r>
     </w:p>
-    <w:bookmarkEnd w:id="31"/>
-    <w:bookmarkStart w:id="35" w:name="X35ef0536ddd4dcadf17366e9cbbad09e6282954"/>
+    <w:bookmarkEnd w:id="32"/>
+    <w:bookmarkStart w:id="36" w:name="X35ef0536ddd4dcadf17366e9cbbad09e6282954"/>
     <w:p>
       <w:pPr>
         <w:pStyle w:val="Heading2"/>
@@ -8675,7 +9523,7 @@
       <w:r>
         <w:t xml:space="preserve"> </w:t>
       </w:r>
-      <w:hyperlink r:id="rId32">
+      <w:hyperlink r:id="rId33">
         <w:r>
           <w:rPr>
             <w:rStyle w:val="Hyperlink"/>
@@ -8693,7 +9541,7 @@
         <w:t xml:space="preserve">A term with no mathematical form, such as active voice, keeps its prose definition alone.</w:t>
       </w:r>
     </w:p>
-    <w:bookmarkStart w:id="33" w:name="def-variance-expression-and-prose"/>
+    <w:bookmarkStart w:id="34" w:name="def-variance-expression-and-prose"/>
     <w:p>
       <w:pPr>
         <w:pStyle w:val="BodyText"/>
@@ -8784,6 +9632,7 @@
           </m:r>
           <m:r>
             <m:rPr>
+              <m:scr m:val="double-struck"/>
               <m:sty m:val="p"/>
             </m:rPr>
             <m:t>E</m:t>
@@ -8821,6 +9670,7 @@
                   </m:r>
                   <m:r>
                     <m:rPr>
+                      <m:scr m:val="double-struck"/>
                       <m:sty m:val="p"/>
                     </m:rPr>
                     <m:t>E</m:t>
@@ -8894,8 +9744,8 @@
         <w:t xml:space="preserve">from its population mean.</w:t>
       </w:r>
     </w:p>
-    <w:bookmarkEnd w:id="33"/>
-    <w:bookmarkStart w:id="34" w:name="exm-not-expression-and-prose"/>
+    <w:bookmarkEnd w:id="34"/>
+    <w:bookmarkStart w:id="35" w:name="exm-not-expression-and-prose"/>
     <w:p>
       <w:pPr>
         <w:pStyle w:val="BodyText"/>
@@ -8945,6 +9795,7 @@
       <m:oMath>
         <m:r>
           <m:rPr>
+            <m:scr m:val="double-struck"/>
             <m:sty m:val="p"/>
           </m:rPr>
           <m:t>E</m:t>
@@ -8982,6 +9833,7 @@
                 </m:r>
                 <m:r>
                   <m:rPr>
+                    <m:scr m:val="double-struck"/>
                     <m:sty m:val="p"/>
                   </m:rPr>
                   <m:t>E</m:t>
@@ -9052,9 +9904,9 @@
         <w:t xml:space="preserve">gives both.</w:t>
       </w:r>
     </w:p>
-    <w:bookmarkEnd w:id="34"/>
     <w:bookmarkEnd w:id="35"/>
-    <w:bookmarkStart w:id="36" w:name="why-examples-matter"/>
+    <w:bookmarkEnd w:id="36"/>
+    <w:bookmarkStart w:id="37" w:name="why-examples-matter"/>
     <w:p>
       <w:pPr>
         <w:pStyle w:val="Heading2"/>
@@ -9206,8 +10058,8 @@
         <w:t xml:space="preserve">which is where readers most often misapply it.</w:t>
       </w:r>
     </w:p>
-    <w:bookmarkEnd w:id="36"/>
-    <w:bookmarkStart w:id="37" w:name="common-pitfalls-to-avoid"/>
+    <w:bookmarkEnd w:id="37"/>
+    <w:bookmarkStart w:id="38" w:name="common-pitfalls-to-avoid"/>
     <w:p>
       <w:pPr>
         <w:pStyle w:val="Heading2"/>
@@ -9461,8 +10313,8 @@
         <w:t xml:space="preserve">of the definition they are meant to demonstrate.</w:t>
       </w:r>
     </w:p>
-    <w:bookmarkEnd w:id="37"/>
-    <w:bookmarkStart w:id="45" w:name="mathematical-statements-require-examples"/>
+    <w:bookmarkEnd w:id="38"/>
+    <w:bookmarkStart w:id="46" w:name="mathematical-statements-require-examples"/>
     <w:p>
       <w:pPr>
         <w:pStyle w:val="Heading2"/>
@@ -9515,7 +10367,7 @@
         <w:t xml:space="preserve">when readers can see concrete instances.</w:t>
       </w:r>
     </w:p>
-    <w:bookmarkStart w:id="39" w:name="using-theorem-environments-in-quarto"/>
+    <w:bookmarkStart w:id="40" w:name="using-theorem-environments-in-quarto"/>
     <w:p>
       <w:pPr>
         <w:pStyle w:val="Heading3"/>
@@ -9808,7 +10660,7 @@
       <w:r>
         <w:t xml:space="preserve"> </w:t>
       </w:r>
-      <w:hyperlink r:id="rId38">
+      <w:hyperlink r:id="rId39">
         <w:r>
           <w:rPr>
             <w:rStyle w:val="Hyperlink"/>
@@ -9935,8 +10787,8 @@
         <w:t xml:space="preserve">.</w:t>
       </w:r>
     </w:p>
-    <w:bookmarkEnd w:id="39"/>
-    <w:bookmarkStart w:id="44" w:name="example-pythagorean-theorem"/>
+    <w:bookmarkEnd w:id="40"/>
+    <w:bookmarkStart w:id="45" w:name="example-pythagorean-theorem"/>
     <w:p>
       <w:pPr>
         <w:pStyle w:val="Heading3"/>
@@ -9945,7 +10797,7 @@
         <w:t xml:space="preserve">7.2 Example: Pythagorean theorem</w:t>
       </w:r>
     </w:p>
-    <w:bookmarkStart w:id="40" w:name="thm-pythagoras"/>
+    <w:bookmarkStart w:id="41" w:name="thm-pythagoras"/>
     <w:p>
       <w:pPr>
         <w:pStyle w:val="FirstParagraph"/>
@@ -10036,8 +10888,8 @@
         </m:oMath>
       </m:oMathPara>
     </w:p>
-    <w:bookmarkEnd w:id="40"/>
-    <w:bookmarkStart w:id="41" w:name="exm-pythagoras"/>
+    <w:bookmarkEnd w:id="41"/>
+    <w:bookmarkStart w:id="42" w:name="exm-pythagoras"/>
     <w:p>
       <w:pPr>
         <w:pStyle w:val="FirstParagraph"/>
@@ -10166,8 +11018,8 @@
         </m:oMath>
       </m:oMathPara>
     </w:p>
-    <w:bookmarkEnd w:id="41"/>
-    <w:bookmarkStart w:id="42" w:name="def-postulate"/>
+    <w:bookmarkEnd w:id="42"/>
+    <w:bookmarkStart w:id="43" w:name="def-postulate"/>
     <w:p>
       <w:pPr>
         <w:pStyle w:val="FirstParagraph"/>
@@ -10221,8 +11073,8 @@
         <w:t xml:space="preserve">serving as a starting point for further reasoning.</w:t>
       </w:r>
     </w:p>
-    <w:bookmarkEnd w:id="42"/>
-    <w:bookmarkStart w:id="43" w:name="exm-parallel-postulate"/>
+    <w:bookmarkEnd w:id="43"/>
+    <w:bookmarkStart w:id="44" w:name="exm-parallel-postulate"/>
     <w:p>
       <w:pPr>
         <w:pStyle w:val="BodyText"/>
@@ -10325,10 +11177,10 @@
         <w:t xml:space="preserve">.</w:t>
       </w:r>
     </w:p>
-    <w:bookmarkEnd w:id="43"/>
     <w:bookmarkEnd w:id="44"/>
     <w:bookmarkEnd w:id="45"/>
-    <w:bookmarkStart w:id="53" w:name="Xe6c88c177e563d1f046037569009a36fd08f4bd"/>
+    <w:bookmarkEnd w:id="46"/>
+    <w:bookmarkStart w:id="54" w:name="Xe6c88c177e563d1f046037569009a36fd08f4bd"/>
     <w:p>
       <w:pPr>
         <w:pStyle w:val="Heading2"/>
@@ -10591,7 +11443,7 @@
       <w:r>
         <w:t xml:space="preserve"> </w:t>
       </w:r>
-      <w:hyperlink r:id="rId46">
+      <w:hyperlink r:id="rId47">
         <w:r>
           <w:rPr>
             <w:rStyle w:val="Hyperlink"/>
@@ -10842,7 +11694,7 @@
         <w:t xml:space="preserve">is an ordinary step, not the pattern to avoid.</w:t>
       </w:r>
     </w:p>
-    <w:bookmarkStart w:id="47" w:name="def-sample-mean"/>
+    <w:bookmarkStart w:id="48" w:name="def-sample-mean"/>
     <w:p>
       <w:pPr>
         <w:pStyle w:val="FirstParagraph"/>
@@ -11027,8 +11879,8 @@
         </m:oMath>
       </m:oMathPara>
     </w:p>
-    <w:bookmarkEnd w:id="47"/>
-    <w:bookmarkStart w:id="48" w:name="exr-sum-deviations"/>
+    <w:bookmarkEnd w:id="48"/>
+    <w:bookmarkStart w:id="49" w:name="exr-sum-deviations"/>
     <w:p>
       <w:pPr>
         <w:pStyle w:val="FirstParagraph"/>
@@ -11183,8 +12035,8 @@
         <w:t xml:space="preserve">).</w:t>
       </w:r>
     </w:p>
-    <w:bookmarkEnd w:id="48"/>
-    <w:bookmarkStart w:id="49" w:name="sol-sum-deviations"/>
+    <w:bookmarkEnd w:id="49"/>
+    <w:bookmarkStart w:id="50" w:name="sol-sum-deviations"/>
     <w:p>
       <w:pPr>
         <w:pStyle w:val="BodyText"/>
@@ -11386,7 +12238,7 @@
                   <m:nor/>
                   <m:sty m:val="p"/>
                 </m:rPr>
-                <m:t>(split the sum)</m:t>
+                <m:t>(distribute the sum over the terms)</m:t>
               </m:r>
             </m:e>
             <m:e>
@@ -11635,8 +12487,8 @@
         </m:oMath>
       </m:oMathPara>
     </w:p>
-    <w:bookmarkEnd w:id="49"/>
-    <w:bookmarkStart w:id="50" w:name="thm-sum-deviations"/>
+    <w:bookmarkEnd w:id="50"/>
+    <w:bookmarkStart w:id="51" w:name="thm-sum-deviations"/>
     <w:p>
       <w:pPr>
         <w:pStyle w:val="FirstParagraph"/>
@@ -11842,7 +12694,7 @@
         </m:oMath>
       </m:oMathPara>
     </w:p>
-    <w:bookmarkEnd w:id="50"/>
+    <w:bookmarkEnd w:id="51"/>
     <w:p>
       <w:pPr>
         <w:pStyle w:val="FirstParagraph"/>
@@ -11872,7 +12724,7 @@
         <w:t xml:space="preserve">derives this result.</w:t>
       </w:r>
     </w:p>
-    <w:bookmarkStart w:id="51" w:name="exm-derivation-direction"/>
+    <w:bookmarkStart w:id="52" w:name="exm-derivation-direction"/>
     <w:p>
       <w:pPr>
         <w:pStyle w:val="BodyText"/>
@@ -12936,7 +13788,7 @@
       <w:r>
         <w:t xml:space="preserve"> </w:t>
       </w:r>
-      <w:hyperlink r:id="rId46">
+      <w:hyperlink r:id="rId47">
         <w:r>
           <w:rPr>
             <w:rStyle w:val="Hyperlink"/>
@@ -12948,8 +13800,8 @@
         <w:t xml:space="preserve">).</w:t>
       </w:r>
     </w:p>
-    <w:bookmarkEnd w:id="51"/>
-    <w:bookmarkStart w:id="52" w:name="exm-one-result-per-theorem"/>
+    <w:bookmarkEnd w:id="52"/>
+    <w:bookmarkStart w:id="53" w:name="exm-one-result-per-theorem"/>
     <w:p>
       <w:pPr>
         <w:pStyle w:val="BodyText"/>
@@ -13433,8 +14285,8 @@
         <w:t xml:space="preserve">and a later step that uses only the first can cite only the first.</w:t>
       </w:r>
     </w:p>
-    <w:bookmarkEnd w:id="52"/>
     <w:bookmarkEnd w:id="53"/>
+    <w:bookmarkEnd w:id="54"/>
     <w:sectPr>
       <w:footnotePr>
         <w:numRestart w:val="eachSect"/>

--- a/pr-preview/pr-325/chapters/defining-terms.docx
+++ b/pr-preview/pr-325/chapters/defining-terms.docx
@@ -15,7 +15,7 @@
         <w:pStyle w:val="Date"/>
       </w:pPr>
       <w:r>
-        <w:t xml:space="preserve">Last modified: 2026-10-25 22:11:55 (PDT)</w:t>
+        <w:t xml:space="preserve">Last modified: 2026-10-27 20:05:14 (PDT)</w:t>
       </w:r>
     </w:p>
     <w:p>
@@ -490,7 +490,7 @@
       </w:r>
     </w:p>
     <w:bookmarkEnd w:id="15"/>
-    <w:bookmarkStart w:id="20" w:name="guidelines-for-defining-terms"/>
+    <w:bookmarkStart w:id="21" w:name="guidelines-for-defining-terms"/>
     <w:p>
       <w:pPr>
         <w:pStyle w:val="Heading2"/>
@@ -2357,7 +2357,7 @@
         <w:t xml:space="preserve"> </w:t>
       </w:r>
       <w:r>
-        <w:t xml:space="preserve">not just for the first case the reader meets.</w:t>
+        <w:t xml:space="preserve">not just for the first case the reader encounters.</w:t>
       </w:r>
       <w:r>
         <w:t xml:space="preserve"> </w:t>
@@ -3307,7 +3307,190 @@
           <w:b/>
           <w:bCs/>
         </w:rPr>
-        <w:t xml:space="preserve">Do not presuppose what the reader has not met:</w:t>
+        <w:t xml:space="preserve">Link the</w:t>
+      </w:r>
+      <w:r>
+        <w:rPr>
+          <w:b/>
+          <w:bCs/>
+        </w:rPr>
+        <w:t xml:space="preserve"> </w:t>
+      </w:r>
+      <w:hyperlink w:anchor="def-term">
+        <w:r>
+          <w:rPr>
+            <w:rStyle w:val="Hyperlink"/>
+            <w:b/>
+            <w:bCs/>
+          </w:rPr>
+          <w:t xml:space="preserve">term</w:t>
+        </w:r>
+      </w:hyperlink>
+      <w:r>
+        <w:rPr>
+          <w:b/>
+          <w:bCs/>
+        </w:rPr>
+        <w:t xml:space="preserve"> </w:t>
+      </w:r>
+      <w:r>
+        <w:rPr>
+          <w:b/>
+          <w:bCs/>
+        </w:rPr>
+        <w:t xml:space="preserve">where the sentence uses it, not in a parenthetical list:</w:t>
+      </w:r>
+      <w:r>
+        <w:t xml:space="preserve"> </w:t>
+      </w:r>
+      <w:r>
+        <w:t xml:space="preserve">Write the name as a link inside the sentence that needs it.</w:t>
+      </w:r>
+      <w:r>
+        <w:t xml:space="preserve"> </w:t>
+      </w:r>
+      <w:r>
+        <w:t xml:space="preserve">Do not name the concepts in the sentence and then list their definitions in a parenthetical after it.</w:t>
+      </w:r>
+      <w:r>
+        <w:t xml:space="preserve"> </w:t>
+      </w:r>
+      <w:r>
+        <w:t xml:space="preserve">For example, write</w:t>
+      </w:r>
+      <w:r>
+        <w:t xml:space="preserve"> </w:t>
+      </w:r>
+      <w:r>
+        <w:rPr>
+          <w:rStyle w:val="VerbatimChar"/>
+        </w:rPr>
+        <w:t xml:space="preserve">the error is the sum of its squared [bias](#def-bias), its [variance](#def-variance), and the [irreducible error](#def-irreducible-error)</w:t>
+      </w:r>
+      <w:r>
+        <w:t xml:space="preserve">,</w:t>
+      </w:r>
+      <w:r>
+        <w:t xml:space="preserve"> </w:t>
+      </w:r>
+      <w:r>
+        <w:t xml:space="preserve">not</w:t>
+      </w:r>
+      <w:r>
+        <w:t xml:space="preserve"> </w:t>
+      </w:r>
+      <w:r>
+        <w:rPr>
+          <w:rStyle w:val="VerbatimChar"/>
+        </w:rPr>
+        <w:t xml:space="preserve">the error is the sum of its squared bias, its variance, and the irreducible error (definitions: [bias](#def-bias), [variance](#def-variance), [irreducible error](#def-irreducible-error))</w:t>
+      </w:r>
+      <w:r>
+        <w:t xml:space="preserve">.</w:t>
+      </w:r>
+      <w:r>
+        <w:t xml:space="preserve"> </w:t>
+      </w:r>
+      <w:r>
+        <w:t xml:space="preserve">The parenthetical makes the reader read each term twice,</w:t>
+      </w:r>
+      <w:r>
+        <w:t xml:space="preserve"> </w:t>
+      </w:r>
+      <w:r>
+        <w:t xml:space="preserve">and it separates the link from the place where the term does its work.</w:t>
+      </w:r>
+      <w:r>
+        <w:t xml:space="preserve"> </w:t>
+      </w:r>
+      <w:r>
+        <w:t xml:space="preserve">If a term sits inside math, where a link cannot go,</w:t>
+      </w:r>
+      <w:r>
+        <w:t xml:space="preserve"> </w:t>
+      </w:r>
+      <w:r>
+        <w:t xml:space="preserve">name the term in words in the sentence and link those words.</w:t>
+      </w:r>
+      <w:r>
+        <w:t xml:space="preserve"> </w:t>
+      </w:r>
+      <w:r>
+        <w:t xml:space="preserve">The</w:t>
+      </w:r>
+      <w:r>
+        <w:t xml:space="preserve"> </w:t>
+      </w:r>
+      <w:r>
+        <w:rPr>
+          <w:rStyle w:val="VerbatimChar"/>
+        </w:rPr>
+        <w:t xml:space="preserve">check-quarto-prose</w:t>
+      </w:r>
+      <w:r>
+        <w:t xml:space="preserve"> </w:t>
+      </w:r>
+      <w:r>
+        <w:t xml:space="preserve">check in</w:t>
+      </w:r>
+      <w:r>
+        <w:t xml:space="preserve"> </w:t>
+      </w:r>
+      <w:hyperlink r:id="rId18">
+        <w:r>
+          <w:rPr>
+            <w:rStyle w:val="Hyperlink"/>
+          </w:rPr>
+          <w:t xml:space="preserve">gha</w:t>
+        </w:r>
+      </w:hyperlink>
+      <w:r>
+        <w:t xml:space="preserve"> </w:t>
+      </w:r>
+      <w:r>
+        <w:t xml:space="preserve">flags a parenthetical that opens with</w:t>
+      </w:r>
+      <w:r>
+        <w:t xml:space="preserve"> </w:t>
+      </w:r>
+      <w:r>
+        <w:rPr>
+          <w:rStyle w:val="VerbatimChar"/>
+        </w:rPr>
+        <w:t xml:space="preserve">(definition:</w:t>
+      </w:r>
+      <w:r>
+        <w:t xml:space="preserve"> </w:t>
+      </w:r>
+      <w:r>
+        <w:t xml:space="preserve">or</w:t>
+      </w:r>
+      <w:r>
+        <w:t xml:space="preserve"> </w:t>
+      </w:r>
+      <w:r>
+        <w:rPr>
+          <w:rStyle w:val="VerbatimChar"/>
+        </w:rPr>
+        <w:t xml:space="preserve">(definitions:</w:t>
+      </w:r>
+      <w:r>
+        <w:t xml:space="preserve">.</w:t>
+      </w:r>
+    </w:p>
+    <w:p>
+      <w:pPr>
+        <w:numPr>
+          <w:ilvl w:val="0"/>
+          <w:numId w:val="1001"/>
+        </w:numPr>
+      </w:pPr>
+      <w:r>
+        <w:rPr>
+          <w:b/>
+          <w:bCs/>
+        </w:rPr>
+        <w:t xml:space="preserve">Do not presuppose what the reader has not encountered:</w:t>
       </w:r>
       <w:r>
         <w:t xml:space="preserve"> </w:t>
@@ -3825,7 +4008,7 @@
         <w:t xml:space="preserve">A reader who needs one of them can then link to exactly that one.</w:t>
       </w:r>
     </w:p>
-    <w:bookmarkStart w:id="18" w:name="exm-one-definition-per-div"/>
+    <w:bookmarkStart w:id="19" w:name="exm-one-definition-per-div"/>
     <w:p>
       <w:pPr>
         <w:numPr>
@@ -4365,7 +4548,7 @@
         <w:t xml:space="preserve">and each needs its own example.</w:t>
       </w:r>
     </w:p>
-    <w:bookmarkEnd w:id="18"/>
+    <w:bookmarkEnd w:id="19"/>
     <w:p>
       <w:pPr>
         <w:numPr>
@@ -4549,7 +4732,7 @@
         <w:t xml:space="preserve"> </w:t>
       </w:r>
       <w:r>
-        <w:t xml:space="preserve">A reader who meets the other words in another source</w:t>
+        <w:t xml:space="preserve">A reader who encounters the other words in another source</w:t>
       </w:r>
       <w:r>
         <w:t xml:space="preserve"> </w:t>
@@ -4566,7 +4749,7 @@
       <w:r>
         <w:t xml:space="preserve"> </w:t>
       </w:r>
-      <w:hyperlink r:id="rId19">
+      <w:hyperlink r:id="rId20">
         <w:r>
           <w:rPr>
             <w:rStyle w:val="Hyperlink"/>
@@ -7914,8 +8097,8 @@
         <w:t xml:space="preserve">When in doubt, keep it.</w:t>
       </w:r>
     </w:p>
-    <w:bookmarkEnd w:id="20"/>
-    <w:bookmarkStart w:id="27" w:name="examples-of-term-definitions"/>
+    <w:bookmarkEnd w:id="21"/>
+    <w:bookmarkStart w:id="28" w:name="examples-of-term-definitions"/>
     <w:p>
       <w:pPr>
         <w:pStyle w:val="Heading2"/>
@@ -7932,7 +8115,7 @@
         <w:t xml:space="preserve">Here are examples of well-defined terms:</w:t>
       </w:r>
     </w:p>
-    <w:bookmarkStart w:id="21" w:name="def-confidence-interval"/>
+    <w:bookmarkStart w:id="22" w:name="def-confidence-interval"/>
     <w:p>
       <w:pPr>
         <w:pStyle w:val="BodyText"/>
@@ -8169,8 +8352,8 @@
         </m:oMath>
       </m:oMathPara>
     </w:p>
-    <w:bookmarkEnd w:id="21"/>
-    <w:bookmarkStart w:id="22" w:name="exm-confidence-interval"/>
+    <w:bookmarkEnd w:id="22"/>
+    <w:bookmarkStart w:id="23" w:name="exm-confidence-interval"/>
     <w:p>
       <w:pPr>
         <w:pStyle w:val="FirstParagraph"/>
@@ -8212,8 +8395,8 @@
         <w:t xml:space="preserve">we are 95% confident that the true population mean height falls within this range.</w:t>
       </w:r>
     </w:p>
-    <w:bookmarkEnd w:id="22"/>
-    <w:bookmarkStart w:id="23" w:name="exm-not-confidence-interval"/>
+    <w:bookmarkEnd w:id="23"/>
+    <w:bookmarkStart w:id="24" w:name="exm-not-confidence-interval"/>
     <w:p>
       <w:pPr>
         <w:pStyle w:val="BodyText"/>
@@ -8273,8 +8456,8 @@
         <w:t xml:space="preserve">and it does not shrink as the sample grows.</w:t>
       </w:r>
     </w:p>
-    <w:bookmarkEnd w:id="23"/>
-    <w:bookmarkStart w:id="24" w:name="def-active-voice"/>
+    <w:bookmarkEnd w:id="24"/>
+    <w:bookmarkStart w:id="25" w:name="def-active-voice"/>
     <w:p>
       <w:pPr>
         <w:pStyle w:val="BodyText"/>
@@ -8303,8 +8486,8 @@
         <w:t xml:space="preserve">is a sentence structure where the subject performs the action expressed by the verb.</w:t>
       </w:r>
     </w:p>
-    <w:bookmarkEnd w:id="24"/>
-    <w:bookmarkStart w:id="25" w:name="exm-active-voice"/>
+    <w:bookmarkEnd w:id="25"/>
+    <w:bookmarkStart w:id="26" w:name="exm-active-voice"/>
     <w:p>
       <w:pPr>
         <w:pStyle w:val="BodyText"/>
@@ -8364,8 +8547,8 @@
         <w:t xml:space="preserve">.</w:t>
       </w:r>
     </w:p>
-    <w:bookmarkEnd w:id="25"/>
-    <w:bookmarkStart w:id="26" w:name="exm-passive-voice"/>
+    <w:bookmarkEnd w:id="26"/>
+    <w:bookmarkStart w:id="27" w:name="exm-passive-voice"/>
     <w:p>
       <w:pPr>
         <w:pStyle w:val="BodyText"/>
@@ -8428,9 +8611,9 @@
         <w:t xml:space="preserve">so the sentence is in passive voice.</w:t>
       </w:r>
     </w:p>
-    <w:bookmarkEnd w:id="26"/>
     <w:bookmarkEnd w:id="27"/>
-    <w:bookmarkStart w:id="32" w:name="order-general-definition-then-examples"/>
+    <w:bookmarkEnd w:id="28"/>
+    <w:bookmarkStart w:id="33" w:name="order-general-definition-then-examples"/>
     <w:p>
       <w:pPr>
         <w:pStyle w:val="Heading2"/>
@@ -8543,7 +8726,7 @@
         <w:t xml:space="preserve">would give these blocks, in this order:</w:t>
       </w:r>
     </w:p>
-    <w:bookmarkStart w:id="28" w:name="def-rss"/>
+    <w:bookmarkStart w:id="29" w:name="def-rss"/>
     <w:p>
       <w:pPr>
         <w:pStyle w:val="BodyText"/>
@@ -8661,8 +8844,8 @@
         </m:oMath>
       </m:oMathPara>
     </w:p>
-    <w:bookmarkEnd w:id="28"/>
-    <w:bookmarkStart w:id="29" w:name="exm-rss-line"/>
+    <w:bookmarkEnd w:id="29"/>
+    <w:bookmarkStart w:id="30" w:name="exm-rss-line"/>
     <w:p>
       <w:pPr>
         <w:pStyle w:val="FirstParagraph"/>
@@ -8994,8 +9177,8 @@
         </m:oMath>
       </m:oMathPara>
     </w:p>
-    <w:bookmarkEnd w:id="29"/>
-    <w:bookmarkStart w:id="30" w:name="exm-rss-three-points"/>
+    <w:bookmarkEnd w:id="30"/>
+    <w:bookmarkStart w:id="31" w:name="exm-rss-three-points"/>
     <w:p>
       <w:pPr>
         <w:pStyle w:val="FirstParagraph"/>
@@ -9284,8 +9467,8 @@
         <w:t xml:space="preserve">.</w:t>
       </w:r>
     </w:p>
-    <w:bookmarkEnd w:id="30"/>
-    <w:bookmarkStart w:id="31" w:name="exm-not-rss"/>
+    <w:bookmarkEnd w:id="31"/>
+    <w:bookmarkStart w:id="32" w:name="exm-not-rss"/>
     <w:p>
       <w:pPr>
         <w:pStyle w:val="BodyText"/>
@@ -9428,7 +9611,7 @@
         <w:t xml:space="preserve">rather than around the line’s fitted values.</w:t>
       </w:r>
     </w:p>
-    <w:bookmarkEnd w:id="31"/>
+    <w:bookmarkEnd w:id="32"/>
     <w:p>
       <w:pPr>
         <w:pStyle w:val="BodyText"/>
@@ -9467,8 +9650,8 @@
         <w:t xml:space="preserve">once the reader knows what the definition covers.</w:t>
       </w:r>
     </w:p>
-    <w:bookmarkEnd w:id="32"/>
-    <w:bookmarkStart w:id="36" w:name="X35ef0536ddd4dcadf17366e9cbbad09e6282954"/>
+    <w:bookmarkEnd w:id="33"/>
+    <w:bookmarkStart w:id="37" w:name="X35ef0536ddd4dcadf17366e9cbbad09e6282954"/>
     <w:p>
       <w:pPr>
         <w:pStyle w:val="Heading2"/>
@@ -9523,7 +9706,7 @@
       <w:r>
         <w:t xml:space="preserve"> </w:t>
       </w:r>
-      <w:hyperlink r:id="rId33">
+      <w:hyperlink r:id="rId34">
         <w:r>
           <w:rPr>
             <w:rStyle w:val="Hyperlink"/>
@@ -9541,7 +9724,7 @@
         <w:t xml:space="preserve">A term with no mathematical form, such as active voice, keeps its prose definition alone.</w:t>
       </w:r>
     </w:p>
-    <w:bookmarkStart w:id="34" w:name="def-variance-expression-and-prose"/>
+    <w:bookmarkStart w:id="35" w:name="def-variance-expression-and-prose"/>
     <w:p>
       <w:pPr>
         <w:pStyle w:val="BodyText"/>
@@ -9744,8 +9927,8 @@
         <w:t xml:space="preserve">from its population mean.</w:t>
       </w:r>
     </w:p>
-    <w:bookmarkEnd w:id="34"/>
-    <w:bookmarkStart w:id="35" w:name="exm-not-expression-and-prose"/>
+    <w:bookmarkEnd w:id="35"/>
+    <w:bookmarkStart w:id="36" w:name="exm-not-expression-and-prose"/>
     <w:p>
       <w:pPr>
         <w:pStyle w:val="BodyText"/>
@@ -9904,9 +10087,9 @@
         <w:t xml:space="preserve">gives both.</w:t>
       </w:r>
     </w:p>
-    <w:bookmarkEnd w:id="35"/>
     <w:bookmarkEnd w:id="36"/>
-    <w:bookmarkStart w:id="37" w:name="why-examples-matter"/>
+    <w:bookmarkEnd w:id="37"/>
+    <w:bookmarkStart w:id="38" w:name="why-examples-matter"/>
     <w:p>
       <w:pPr>
         <w:pStyle w:val="Heading2"/>
@@ -10058,8 +10241,8 @@
         <w:t xml:space="preserve">which is where readers most often misapply it.</w:t>
       </w:r>
     </w:p>
-    <w:bookmarkEnd w:id="37"/>
-    <w:bookmarkStart w:id="38" w:name="common-pitfalls-to-avoid"/>
+    <w:bookmarkEnd w:id="38"/>
+    <w:bookmarkStart w:id="39" w:name="common-pitfalls-to-avoid"/>
     <w:p>
       <w:pPr>
         <w:pStyle w:val="Heading2"/>
@@ -10313,8 +10496,8 @@
         <w:t xml:space="preserve">of the definition they are meant to demonstrate.</w:t>
       </w:r>
     </w:p>
-    <w:bookmarkEnd w:id="38"/>
-    <w:bookmarkStart w:id="46" w:name="mathematical-statements-require-examples"/>
+    <w:bookmarkEnd w:id="39"/>
+    <w:bookmarkStart w:id="47" w:name="mathematical-statements-require-examples"/>
     <w:p>
       <w:pPr>
         <w:pStyle w:val="Heading2"/>
@@ -10367,7 +10550,7 @@
         <w:t xml:space="preserve">when readers can see concrete instances.</w:t>
       </w:r>
     </w:p>
-    <w:bookmarkStart w:id="40" w:name="using-theorem-environments-in-quarto"/>
+    <w:bookmarkStart w:id="41" w:name="using-theorem-environments-in-quarto"/>
     <w:p>
       <w:pPr>
         <w:pStyle w:val="Heading3"/>
@@ -10660,7 +10843,7 @@
       <w:r>
         <w:t xml:space="preserve"> </w:t>
       </w:r>
-      <w:hyperlink r:id="rId39">
+      <w:hyperlink r:id="rId40">
         <w:r>
           <w:rPr>
             <w:rStyle w:val="Hyperlink"/>
@@ -10787,8 +10970,8 @@
         <w:t xml:space="preserve">.</w:t>
       </w:r>
     </w:p>
-    <w:bookmarkEnd w:id="40"/>
-    <w:bookmarkStart w:id="45" w:name="example-pythagorean-theorem"/>
+    <w:bookmarkEnd w:id="41"/>
+    <w:bookmarkStart w:id="46" w:name="example-pythagorean-theorem"/>
     <w:p>
       <w:pPr>
         <w:pStyle w:val="Heading3"/>
@@ -10797,7 +10980,7 @@
         <w:t xml:space="preserve">7.2 Example: Pythagorean theorem</w:t>
       </w:r>
     </w:p>
-    <w:bookmarkStart w:id="41" w:name="thm-pythagoras"/>
+    <w:bookmarkStart w:id="42" w:name="thm-pythagoras"/>
     <w:p>
       <w:pPr>
         <w:pStyle w:val="FirstParagraph"/>
@@ -10888,8 +11071,8 @@
         </m:oMath>
       </m:oMathPara>
     </w:p>
-    <w:bookmarkEnd w:id="41"/>
-    <w:bookmarkStart w:id="42" w:name="exm-pythagoras"/>
+    <w:bookmarkEnd w:id="42"/>
+    <w:bookmarkStart w:id="43" w:name="exm-pythagoras"/>
     <w:p>
       <w:pPr>
         <w:pStyle w:val="FirstParagraph"/>
@@ -11018,8 +11201,8 @@
         </m:oMath>
       </m:oMathPara>
     </w:p>
-    <w:bookmarkEnd w:id="42"/>
-    <w:bookmarkStart w:id="43" w:name="def-postulate"/>
+    <w:bookmarkEnd w:id="43"/>
+    <w:bookmarkStart w:id="44" w:name="def-postulate"/>
     <w:p>
       <w:pPr>
         <w:pStyle w:val="FirstParagraph"/>
@@ -11073,8 +11256,8 @@
         <w:t xml:space="preserve">serving as a starting point for further reasoning.</w:t>
       </w:r>
     </w:p>
-    <w:bookmarkEnd w:id="43"/>
-    <w:bookmarkStart w:id="44" w:name="exm-parallel-postulate"/>
+    <w:bookmarkEnd w:id="44"/>
+    <w:bookmarkStart w:id="45" w:name="exm-parallel-postulate"/>
     <w:p>
       <w:pPr>
         <w:pStyle w:val="BodyText"/>
@@ -11177,10 +11360,10 @@
         <w:t xml:space="preserve">.</w:t>
       </w:r>
     </w:p>
-    <w:bookmarkEnd w:id="44"/>
     <w:bookmarkEnd w:id="45"/>
     <w:bookmarkEnd w:id="46"/>
-    <w:bookmarkStart w:id="54" w:name="Xe6c88c177e563d1f046037569009a36fd08f4bd"/>
+    <w:bookmarkEnd w:id="47"/>
+    <w:bookmarkStart w:id="56" w:name="Xe6c88c177e563d1f046037569009a36fd08f4bd"/>
     <w:p>
       <w:pPr>
         <w:pStyle w:val="Heading2"/>
@@ -11224,7 +11407,7 @@
         <w:t xml:space="preserve"> </w:t>
       </w:r>
       <w:r>
-        <w:t xml:space="preserve">The reader meets the question before the answer,</w:t>
+        <w:t xml:space="preserve">The reader encounters the question before the answer,</w:t>
       </w:r>
       <w:r>
         <w:t xml:space="preserve"> </w:t>
@@ -11358,7 +11541,7 @@
           <w:b/>
           <w:bCs/>
         </w:rPr>
-        <w:t xml:space="preserve">The theorem states the result; the proof cites the exercises.</w:t>
+        <w:t xml:space="preserve">The theorem states the result; the proof cites results.</w:t>
       </w:r>
       <w:r>
         <w:t xml:space="preserve"> </w:t>
@@ -11370,13 +11553,45 @@
         <w:t xml:space="preserve"> </w:t>
       </w:r>
       <w:r>
-        <w:t xml:space="preserve">Its proof is a few sentences that cite the exercises it rests on,</w:t>
+        <w:t xml:space="preserve">Its proof is a few sentences that cite the results it rests on,</w:t>
       </w:r>
       <w:r>
         <w:t xml:space="preserve"> </w:t>
       </w:r>
       <w:r>
         <w:t xml:space="preserve">not a second copy of their working.</w:t>
+      </w:r>
+      <w:r>
+        <w:t xml:space="preserve"> </w:t>
+      </w:r>
+      <w:r>
+        <w:t xml:space="preserve">A proof that does no derivation of its own is one line citing the solution of the exercise that asks for the result,</w:t>
+      </w:r>
+      <w:r>
+        <w:t xml:space="preserve"> </w:t>
+      </w:r>
+      <w:r>
+        <w:t xml:space="preserve">and every later argument cites the theorem, never the solution</w:t>
+      </w:r>
+      <w:r>
+        <w:t xml:space="preserve"> </w:t>
+      </w:r>
+      <w:r>
+        <w:t xml:space="preserve">(see</w:t>
+      </w:r>
+      <w:r>
+        <w:t xml:space="preserve"> </w:t>
+      </w:r>
+      <w:hyperlink r:id="rId48">
+        <w:r>
+          <w:rPr>
+            <w:rStyle w:val="Hyperlink"/>
+          </w:rPr>
+          <w:t xml:space="preserve">Cite results, not solutions</w:t>
+        </w:r>
+      </w:hyperlink>
+      <w:r>
+        <w:t xml:space="preserve">).</w:t>
       </w:r>
     </w:p>
     <w:p>
@@ -11443,7 +11658,7 @@
       <w:r>
         <w:t xml:space="preserve"> </w:t>
       </w:r>
-      <w:hyperlink r:id="rId47">
+      <w:hyperlink r:id="rId49">
         <w:r>
           <w:rPr>
             <w:rStyle w:val="Hyperlink"/>
@@ -11510,7 +11725,7 @@
         <w:t xml:space="preserve"> </w:t>
       </w:r>
       <w:r>
-        <w:t xml:space="preserve">and each proof cites only the exercise it rests on.</w:t>
+        <w:t xml:space="preserve">and each proof cites only the result it rests on.</w:t>
       </w:r>
     </w:p>
     <w:p>
@@ -11694,7 +11909,7 @@
         <w:t xml:space="preserve">is an ordinary step, not the pattern to avoid.</w:t>
       </w:r>
     </w:p>
-    <w:bookmarkStart w:id="48" w:name="def-sample-mean"/>
+    <w:bookmarkStart w:id="50" w:name="def-sample-mean"/>
     <w:p>
       <w:pPr>
         <w:pStyle w:val="FirstParagraph"/>
@@ -11879,8 +12094,8 @@
         </m:oMath>
       </m:oMathPara>
     </w:p>
-    <w:bookmarkEnd w:id="48"/>
-    <w:bookmarkStart w:id="49" w:name="exr-sum-deviations"/>
+    <w:bookmarkEnd w:id="50"/>
+    <w:bookmarkStart w:id="51" w:name="exr-sum-deviations"/>
     <w:p>
       <w:pPr>
         <w:pStyle w:val="FirstParagraph"/>
@@ -12035,8 +12250,8 @@
         <w:t xml:space="preserve">).</w:t>
       </w:r>
     </w:p>
-    <w:bookmarkEnd w:id="49"/>
-    <w:bookmarkStart w:id="50" w:name="sol-sum-deviations"/>
+    <w:bookmarkEnd w:id="51"/>
+    <w:bookmarkStart w:id="52" w:name="sol-sum-deviations"/>
     <w:p>
       <w:pPr>
         <w:pStyle w:val="BodyText"/>
@@ -12487,8 +12702,8 @@
         </m:oMath>
       </m:oMathPara>
     </w:p>
-    <w:bookmarkEnd w:id="50"/>
-    <w:bookmarkStart w:id="51" w:name="thm-sum-deviations"/>
+    <w:bookmarkEnd w:id="52"/>
+    <w:bookmarkStart w:id="53" w:name="thm-sum-deviations"/>
     <w:p>
       <w:pPr>
         <w:pStyle w:val="FirstParagraph"/>
@@ -12694,7 +12909,7 @@
         </m:oMath>
       </m:oMathPara>
     </w:p>
-    <w:bookmarkEnd w:id="51"/>
+    <w:bookmarkEnd w:id="53"/>
     <w:p>
       <w:pPr>
         <w:pStyle w:val="FirstParagraph"/>
@@ -12724,7 +12939,7 @@
         <w:t xml:space="preserve">derives this result.</w:t>
       </w:r>
     </w:p>
-    <w:bookmarkStart w:id="52" w:name="exm-derivation-direction"/>
+    <w:bookmarkStart w:id="54" w:name="exm-derivation-direction"/>
     <w:p>
       <w:pPr>
         <w:pStyle w:val="BodyText"/>
@@ -13788,7 +14003,7 @@
       <w:r>
         <w:t xml:space="preserve"> </w:t>
       </w:r>
-      <w:hyperlink r:id="rId47">
+      <w:hyperlink r:id="rId49">
         <w:r>
           <w:rPr>
             <w:rStyle w:val="Hyperlink"/>
@@ -13800,8 +14015,8 @@
         <w:t xml:space="preserve">).</w:t>
       </w:r>
     </w:p>
-    <w:bookmarkEnd w:id="52"/>
-    <w:bookmarkStart w:id="53" w:name="exm-one-result-per-theorem"/>
+    <w:bookmarkEnd w:id="54"/>
+    <w:bookmarkStart w:id="55" w:name="exm-one-result-per-theorem"/>
     <w:p>
       <w:pPr>
         <w:pStyle w:val="BodyText"/>
@@ -14285,8 +14500,8 @@
         <w:t xml:space="preserve">and a later step that uses only the first can cite only the first.</w:t>
       </w:r>
     </w:p>
-    <w:bookmarkEnd w:id="53"/>
-    <w:bookmarkEnd w:id="54"/>
+    <w:bookmarkEnd w:id="55"/>
+    <w:bookmarkEnd w:id="56"/>
     <w:sectPr>
       <w:footnotePr>
         <w:numRestart w:val="eachSect"/>

--- a/pr-preview/pr-325/chapters/defining-terms.docx
+++ b/pr-preview/pr-325/chapters/defining-terms.docx
@@ -15,7 +15,7 @@
         <w:pStyle w:val="Date"/>
       </w:pPr>
       <w:r>
-        <w:t xml:space="preserve">Last modified: 2026-10-27 20:05:14 (PDT)</w:t>
+        <w:t xml:space="preserve">Last modified: 2026-10-27 20:44:55 (PDT)</w:t>
       </w:r>
     </w:p>
     <w:p>
@@ -3365,7 +3365,7 @@
         <w:rPr>
           <w:rStyle w:val="VerbatimChar"/>
         </w:rPr>
-        <w:t xml:space="preserve">the error is the sum of its squared [bias](#def-bias), its [variance](#def-variance), and the [irreducible error](#def-irreducible-error)</w:t>
+        <w:t xml:space="preserve">the expected squared prediction error is the sum of the squared [bias](#def-bias), the [variance](#def-variance), and the [residual variance](#def-residual-variance)</w:t>
       </w:r>
       <w:r>
         <w:t xml:space="preserve">,</w:t>
@@ -3383,7 +3383,7 @@
         <w:rPr>
           <w:rStyle w:val="VerbatimChar"/>
         </w:rPr>
-        <w:t xml:space="preserve">the error is the sum of its squared bias, its variance, and the irreducible error (definitions: [bias](#def-bias), [variance](#def-variance), [irreducible error](#def-irreducible-error))</w:t>
+        <w:t xml:space="preserve">the expected squared prediction error is the sum of the squared bias, the variance, and the residual variance (definitions: [bias](#def-bias), [variance](#def-variance), [residual variance](#def-residual-variance))</w:t>
       </w:r>
       <w:r>
         <w:t xml:space="preserve">.</w:t>
